--- a/Lr3/ИиКТ_25_ИСз_Глазунов_Илья_Сергеевич_ЛР_3.docx
+++ b/Lr3/ИиКТ_25_ИСз_Глазунов_Илья_Сергеевич_ЛР_3.docx
@@ -581,7 +581,38 @@
           <w:sz w:val="20"/>
           <w:szCs w:val="20"/>
         </w:rPr>
-        <w:t>(фамилия, и.,о.)</w:t>
+        <w:t xml:space="preserve">(фамилия, </w:t>
+      </w:r>
+      <w:proofErr w:type="spellStart"/>
+      <w:proofErr w:type="gramStart"/>
+      <w:r>
+        <w:rPr>
+          <w:rFonts w:ascii="Times New Roman" w:hAnsi="Times New Roman"/>
+          <w:color w:val="7F7F7F"/>
+          <w:sz w:val="20"/>
+          <w:szCs w:val="20"/>
+        </w:rPr>
+        <w:t>и.,о</w:t>
+      </w:r>
+      <w:proofErr w:type="spellEnd"/>
+      <w:r>
+        <w:rPr>
+          <w:rFonts w:ascii="Times New Roman" w:hAnsi="Times New Roman"/>
+          <w:color w:val="7F7F7F"/>
+          <w:sz w:val="20"/>
+          <w:szCs w:val="20"/>
+        </w:rPr>
+        <w:t>.</w:t>
+      </w:r>
+      <w:proofErr w:type="gramEnd"/>
+      <w:r>
+        <w:rPr>
+          <w:rFonts w:ascii="Times New Roman" w:hAnsi="Times New Roman"/>
+          <w:color w:val="7F7F7F"/>
+          <w:sz w:val="20"/>
+          <w:szCs w:val="20"/>
+        </w:rPr>
+        <w:t>)</w:t>
       </w:r>
     </w:p>
     <w:p>
@@ -689,7 +720,38 @@
           <w:szCs w:val="20"/>
         </w:rPr>
         <w:tab/>
-        <w:t xml:space="preserve">(фамилия, и.,о.) </w:t>
+        <w:t xml:space="preserve">(фамилия, </w:t>
+      </w:r>
+      <w:proofErr w:type="spellStart"/>
+      <w:proofErr w:type="gramStart"/>
+      <w:r>
+        <w:rPr>
+          <w:rFonts w:ascii="Times New Roman" w:hAnsi="Times New Roman"/>
+          <w:color w:val="7F7F7F"/>
+          <w:sz w:val="20"/>
+          <w:szCs w:val="20"/>
+        </w:rPr>
+        <w:t>и.,о</w:t>
+      </w:r>
+      <w:proofErr w:type="spellEnd"/>
+      <w:r>
+        <w:rPr>
+          <w:rFonts w:ascii="Times New Roman" w:hAnsi="Times New Roman"/>
+          <w:color w:val="7F7F7F"/>
+          <w:sz w:val="20"/>
+          <w:szCs w:val="20"/>
+        </w:rPr>
+        <w:t>.</w:t>
+      </w:r>
+      <w:proofErr w:type="gramEnd"/>
+      <w:r>
+        <w:rPr>
+          <w:rFonts w:ascii="Times New Roman" w:hAnsi="Times New Roman"/>
+          <w:color w:val="7F7F7F"/>
+          <w:sz w:val="20"/>
+          <w:szCs w:val="20"/>
+        </w:rPr>
+        <w:t xml:space="preserve">) </w:t>
       </w:r>
       <w:r>
         <w:rPr>
@@ -927,12 +989,28 @@
         <w:br/>
       </w:r>
       <w:r>
-        <w:t>Приобрести навыки работы с системой контроля версий и Загрузить отчёты и</w:t>
-      </w:r>
-    </w:p>
-    <w:p>
-      <w:r>
-        <w:t>материалы по предыдущим лабораторным работам в мой репозиторий на GitHub.</w:t>
+        <w:t xml:space="preserve">Приобрести навыки работы с системой контроля версий </w:t>
+      </w:r>
+      <w:proofErr w:type="gramStart"/>
+      <w:r>
+        <w:t>и Загрузить</w:t>
+      </w:r>
+      <w:proofErr w:type="gramEnd"/>
+      <w:r>
+        <w:t xml:space="preserve"> отчёты и</w:t>
+      </w:r>
+    </w:p>
+    <w:p>
+      <w:r>
+        <w:t xml:space="preserve">материалы по предыдущим лабораторным работам в мой репозиторий на </w:t>
+      </w:r>
+      <w:proofErr w:type="spellStart"/>
+      <w:r>
+        <w:t>GitHub</w:t>
+      </w:r>
+      <w:proofErr w:type="spellEnd"/>
+      <w:r>
+        <w:t>.</w:t>
       </w:r>
     </w:p>
     <w:p>
@@ -1001,8 +1079,17 @@
           <w:sz w:val="24"/>
           <w:szCs w:val="24"/>
         </w:rPr>
-        <w:t>Создание ответвления через fork</w:t>
-      </w:r>
+        <w:t xml:space="preserve">Создание ответвления через </w:t>
+      </w:r>
+      <w:proofErr w:type="spellStart"/>
+      <w:r>
+        <w:rPr>
+          <w:sz w:val="24"/>
+          <w:szCs w:val="24"/>
+        </w:rPr>
+        <w:t>fork</w:t>
+      </w:r>
+      <w:proofErr w:type="spellEnd"/>
     </w:p>
     <w:p>
       <w:pPr>
@@ -1266,6 +1353,7 @@
       </w:pPr>
       <w:r>
         <w:rPr>
+          <w:noProof/>
           <w:lang w:val="en-US"/>
         </w:rPr>
         <w:drawing>
@@ -1507,8 +1595,17 @@
           <w:szCs w:val="24"/>
         </w:rPr>
         <w:lastRenderedPageBreak/>
-        <w:t>Создание пул реквестов</w:t>
-      </w:r>
+        <w:t xml:space="preserve">Создание пул </w:t>
+      </w:r>
+      <w:proofErr w:type="spellStart"/>
+      <w:r>
+        <w:rPr>
+          <w:sz w:val="24"/>
+          <w:szCs w:val="24"/>
+        </w:rPr>
+        <w:t>реквестов</w:t>
+      </w:r>
+      <w:proofErr w:type="spellEnd"/>
     </w:p>
     <w:p>
       <w:pPr>
@@ -1561,6 +1658,64 @@
     <w:p>
       <w:r>
         <w:rPr>
+          <w:sz w:val="24"/>
+          <w:szCs w:val="24"/>
+        </w:rPr>
+        <w:t xml:space="preserve">Добавление проектных обновлённых файлов и их </w:t>
+      </w:r>
+      <w:r>
+        <w:rPr>
+          <w:sz w:val="24"/>
+          <w:szCs w:val="24"/>
+          <w:lang w:val="en-US"/>
+        </w:rPr>
+        <w:t>Push</w:t>
+      </w:r>
+      <w:r>
+        <w:br/>
+      </w:r>
+      <w:r>
+        <w:drawing>
+          <wp:inline distT="0" distB="0" distL="0" distR="0" wp14:anchorId="7E0B0DAA" wp14:editId="41013236">
+            <wp:extent cx="5940425" cy="1605915"/>
+            <wp:effectExtent l="0" t="0" r="3175" b="0"/>
+            <wp:docPr id="263511292" name="Рисунок 1"/>
+            <wp:cNvGraphicFramePr>
+              <a:graphicFrameLocks xmlns:a="http://schemas.openxmlformats.org/drawingml/2006/main" noChangeAspect="1"/>
+            </wp:cNvGraphicFramePr>
+            <a:graphic xmlns:a="http://schemas.openxmlformats.org/drawingml/2006/main">
+              <a:graphicData uri="http://schemas.openxmlformats.org/drawingml/2006/picture">
+                <pic:pic xmlns:pic="http://schemas.openxmlformats.org/drawingml/2006/picture">
+                  <pic:nvPicPr>
+                    <pic:cNvPr id="263511292" name=""/>
+                    <pic:cNvPicPr/>
+                  </pic:nvPicPr>
+                  <pic:blipFill>
+                    <a:blip r:embed="rId18"/>
+                    <a:stretch>
+                      <a:fillRect/>
+                    </a:stretch>
+                  </pic:blipFill>
+                  <pic:spPr>
+                    <a:xfrm>
+                      <a:off x="0" y="0"/>
+                      <a:ext cx="5940425" cy="1605915"/>
+                    </a:xfrm>
+                    <a:prstGeom prst="rect">
+                      <a:avLst/>
+                    </a:prstGeom>
+                  </pic:spPr>
+                </pic:pic>
+              </a:graphicData>
+            </a:graphic>
+          </wp:inline>
+        </w:drawing>
+      </w:r>
+    </w:p>
+    <w:p/>
+    <w:p>
+      <w:r>
+        <w:rPr>
           <w:b/>
           <w:bCs/>
           <w:sz w:val="28"/>
@@ -1598,8 +1753,13 @@
       <w:r>
         <w:t xml:space="preserve"> </w:t>
       </w:r>
-      <w:r>
-        <w:t>GitHub и приобрел некоторые</w:t>
+      <w:proofErr w:type="spellStart"/>
+      <w:r>
+        <w:t>GitHub</w:t>
+      </w:r>
+      <w:proofErr w:type="spellEnd"/>
+      <w:r>
+        <w:t xml:space="preserve"> и приобрел некоторые</w:t>
       </w:r>
       <w:r>
         <w:t xml:space="preserve"> </w:t>
@@ -1609,8 +1769,8 @@
       </w:r>
     </w:p>
     <w:sectPr>
-      <w:footerReference w:type="default" r:id="rId18"/>
-      <w:footerReference w:type="first" r:id="rId19"/>
+      <w:footerReference w:type="default" r:id="rId19"/>
+      <w:footerReference w:type="first" r:id="rId20"/>
       <w:pgSz w:w="11906" w:h="16838"/>
       <w:pgMar w:top="1134" w:right="850" w:bottom="1134" w:left="1701" w:header="708" w:footer="708" w:gutter="0"/>
       <w:cols w:space="708"/>
